--- a/assets/uploads/Bai5.docx
+++ b/assets/uploads/Bai5.docx
@@ -965,16 +965,14 @@
       </w:pPr>
       <w:r>
         <w:rPr>
-          <w:b/>
-          <w:bCs/>
           <w:noProof/>
         </w:rPr>
         <w:lastRenderedPageBreak/>
         <w:drawing>
-          <wp:inline distT="0" distB="0" distL="0" distR="0" wp14:anchorId="69721917" wp14:editId="6B1B4E35">
-            <wp:extent cx="5722620" cy="3810000"/>
-            <wp:effectExtent l="0" t="0" r="0" b="0"/>
-            <wp:docPr id="7208825" name="Picture 2"/>
+          <wp:inline distT="0" distB="0" distL="0" distR="0" wp14:anchorId="548AD25D" wp14:editId="063C1E92">
+            <wp:extent cx="5731510" cy="3820795"/>
+            <wp:effectExtent l="0" t="0" r="2540" b="8255"/>
+            <wp:docPr id="755238006" name="Picture 1"/>
             <wp:cNvGraphicFramePr>
               <a:graphicFrameLocks xmlns:a="http://schemas.openxmlformats.org/drawingml/2006/main" noChangeAspect="1"/>
             </wp:cNvGraphicFramePr>
@@ -982,7 +980,7 @@
               <a:graphicData uri="http://schemas.openxmlformats.org/drawingml/2006/picture">
                 <pic:pic xmlns:pic="http://schemas.openxmlformats.org/drawingml/2006/picture">
                   <pic:nvPicPr>
-                    <pic:cNvPr id="0" name="Picture 6"/>
+                    <pic:cNvPr id="0" name="Picture 1"/>
                     <pic:cNvPicPr>
                       <a:picLocks noChangeAspect="1" noChangeArrowheads="1"/>
                     </pic:cNvPicPr>
@@ -1003,7 +1001,7 @@
                   <pic:spPr bwMode="auto">
                     <a:xfrm>
                       <a:off x="0" y="0"/>
-                      <a:ext cx="5722620" cy="3810000"/>
+                      <a:ext cx="5731510" cy="3820795"/>
                     </a:xfrm>
                     <a:prstGeom prst="rect">
                       <a:avLst/>
